--- a/projects/erpnext_sbca/Sage_ERPNext_Accounting_Sync_Guide.docx
+++ b/projects/erpnext_sbca/Sage_ERPNext_Accounting_Sync_Guide.docx
@@ -2,6 +2,53 @@
 <file path=word/document.xml><?xml version="1.0" encoding="utf-8"?>
 <w:document xmlns:wpc="http://schemas.microsoft.com/office/word/2010/wordprocessingCanvas" xmlns:mc="http://schemas.openxmlformats.org/markup-compatibility/2006" xmlns:o="urn:schemas-microsoft-com:office:office" xmlns:r="http://schemas.openxmlformats.org/officeDocument/2006/relationships" xmlns:m="http://schemas.openxmlformats.org/officeDocument/2006/math" xmlns:v="urn:schemas-microsoft-com:vml" xmlns:wp14="http://schemas.microsoft.com/office/word/2010/wordprocessingDrawing" xmlns:wp="http://schemas.openxmlformats.org/drawingml/2006/wordprocessingDrawing" xmlns:w10="urn:schemas-microsoft-com:office:word" xmlns:w="http://schemas.openxmlformats.org/wordprocessingml/2006/main" xmlns:w14="http://schemas.microsoft.com/office/word/2010/wordml" xmlns:w15="http://schemas.microsoft.com/office/word/2012/wordml" xmlns:wpg="http://schemas.microsoft.com/office/word/2010/wordprocessingGroup" xmlns:wpi="http://schemas.microsoft.com/office/word/2010/wordprocessingInk" xmlns:wne="http://schemas.microsoft.com/office/word/2006/wordml" xmlns:wps="http://schemas.microsoft.com/office/word/2010/wordprocessingShape" xmlns:cx="http://schemas.microsoft.com/office/drawing/2014/chartex" xmlns:cx1="http://schemas.microsoft.com/office/drawing/2015/9/8/chartex" xmlns:cx2="http://schemas.microsoft.com/office/drawing/2015/10/21/chartex" xmlns:cx3="http://schemas.microsoft.com/office/drawing/2016/5/9/chartex" xmlns:cx4="http://schemas.microsoft.com/office/drawing/2016/5/10/chartex" xmlns:cx5="http://schemas.microsoft.com/office/drawing/2016/5/11/chartex" xmlns:cx6="http://schemas.microsoft.com/office/drawing/2016/5/12/chartex" xmlns:cx7="http://schemas.microsoft.com/office/drawing/2016/5/13/chartex" xmlns:cx8="http://schemas.microsoft.com/office/drawing/2016/5/14/chartex" xmlns:aink="http://schemas.microsoft.com/office/drawing/2016/ink" xmlns:am3d="http://schemas.microsoft.com/office/drawing/2017/model3d" xmlns:w16cex="http://schemas.microsoft.com/office/word/2018/wordml/cex" xmlns:w16cid="http://schemas.microsoft.com/office/word/2016/wordml/cid" xmlns:w16="http://schemas.microsoft.com/office/word/2018/wordml" xmlns:w16sdtdh="http://schemas.microsoft.com/office/word/2020/wordml/sdtdatahash" xmlns:w16se="http://schemas.microsoft.com/office/word/2015/wordml/symex" mc:Ignorable="w14 w15 wp14">
   <w:body>
+    <w:p>
+      <w:pPr>
+        <w:shd w:fill="1F3864" w:color="auto" w:val="clear"/>
+        <w:spacing w:after="0" w:before="280"/>
+        <w:jc w:val="center"/>
+      </w:pPr>
+      <w:r>
+        <w:rPr>
+          <w:noProof/>
+        </w:rPr>
+        <w:drawing>
+          <wp:inline distT="0" distB="0" distL="0" distR="0">
+            <wp:extent cx="731520" cy="585216"/>
+            <wp:effectExtent l="0" t="0" r="0" b="0"/>
+            <wp:docPr id="100" name="NestERP Logo"/>
+            <wp:cNvGraphicFramePr>
+              <a:graphicFrameLocks xmlns:a="http://schemas.openxmlformats.org/drawingml/2006/main" noChangeAspect="1"/>
+            </wp:cNvGraphicFramePr>
+            <a:graphic xmlns:a="http://schemas.openxmlformats.org/drawingml/2006/main">
+              <a:graphicData uri="http://schemas.openxmlformats.org/drawingml/2006/picture">
+                <pic:pic xmlns:pic="http://schemas.openxmlformats.org/drawingml/2006/picture">
+                  <pic:nvPicPr>
+                    <pic:cNvPr id="100" name="NestERP Logo"/>
+                    <pic:cNvPicPr/>
+                  </pic:nvPicPr>
+                  <pic:blipFill>
+                    <a:blip r:embed="rId10"/>
+                    <a:stretch>
+                      <a:fillRect/>
+                    </a:stretch>
+                  </pic:blipFill>
+                  <pic:spPr>
+                    <a:xfrm>
+                      <a:off x="0" y="0"/>
+                      <a:ext cx="731520" cy="585216"/>
+                    </a:xfrm>
+                    <a:prstGeom prst="rect">
+                      <a:avLst/>
+                    </a:prstGeom>
+                  </pic:spPr>
+                </pic:pic>
+              </a:graphicData>
+            </a:graphic>
+          </wp:inline>
+        </w:drawing>
+      </w:r>
+    </w:p>
     <w:p>
       <w:pPr>
         <w:shd w:fill="1F3864" w:color="auto" w:val="clear"/>
@@ -19,7 +66,7 @@
           <w:sz w:val="52"/>
           <w:szCs w:val="52"/>
         </w:rPr>
-        <w:t xml:space="preserve">Sage ↔ ERPNext</w:t>
+        <w:t xml:space="preserve">Sage ↔ NestERP</w:t>
       </w:r>
     </w:p>
     <w:p>
@@ -91,7 +138,7 @@
           <w:sz w:val="22"/>
           <w:szCs w:val="22"/>
         </w:rPr>
-        <w:t xml:space="preserve">Your finance system is two platforms working as one. ERPNext is where the business operates — sales orders, purchase orders, invoices, stock and manufacturing. Sage Business Cloud Accounting is the financial ledger — it holds the statutory books, the VAT, and every customer and supplier payment.</w:t>
+        <w:t xml:space="preserve">Your finance system is two platforms working as one. NestERP is where the business operates — sales orders, purchase orders, invoices, stock and manufacturing. Sage Business Cloud Accounting is the financial ledger — it holds the statutory books, the VAT, and every customer and supplier payment.</w:t>
       </w:r>
     </w:p>
     <w:p>
@@ -105,7 +152,7 @@
           <w:sz w:val="22"/>
           <w:szCs w:val="22"/>
         </w:rPr>
-        <w:t xml:space="preserve">An integration layer — called Pharoh — runs constantly in the background, passing information between the two so that nothing has to be captured twice. The rule of thumb: operational documents are created in ERPNext and flow to Sage; the financial ledger, payments and tax live in Sage; and once a month ERPNext’s customer and supplier balances are brought back into line with Sage.</w:t>
+        <w:t xml:space="preserve">An integration layer — called NestERP API — runs constantly in the background, passing information between the two so that nothing has to be captured twice. The rule of thumb: operational documents are created in NestERP and flow to Sage; the financial ledger, payments and tax live in Sage; and once a month NestERP’s customer and supplier balances are brought back into line with Sage.</w:t>
       </w:r>
     </w:p>
     <w:tbl>
@@ -188,7 +235,7 @@
                 <w:sz w:val="20"/>
                 <w:szCs w:val="20"/>
               </w:rPr>
-              <w:t xml:space="preserve">ERPNext</w:t>
+              <w:t xml:space="preserve">NestERP</w:t>
             </w:r>
           </w:p>
         </w:tc>
@@ -254,7 +301,7 @@
                 <w:sz w:val="20"/>
                 <w:szCs w:val="20"/>
               </w:rPr>
-              <w:t xml:space="preserve">The operational hub. Stock management, purchase and sales order processing, manufacturing, and management reporting all run in ERPNext.</w:t>
+              <w:t xml:space="preserve">The operational hub. Stock management, purchase and sales order processing, manufacturing, and management reporting all run in NestERP.</w:t>
             </w:r>
           </w:p>
         </w:tc>
@@ -555,7 +602,7 @@
                 <w:sz w:val="20"/>
                 <w:szCs w:val="20"/>
               </w:rPr>
-              <w:t xml:space="preserve">Created in ERPNext; posted to Sage as the financial record</w:t>
+              <w:t xml:space="preserve">Created in NestERP; posted to Sage as the financial record</w:t>
             </w:r>
           </w:p>
         </w:tc>
@@ -587,7 +634,7 @@
                 <w:sz w:val="20"/>
                 <w:szCs w:val="20"/>
               </w:rPr>
-              <w:t xml:space="preserve">ERPNext</w:t>
+              <w:t xml:space="preserve">NestERP</w:t>
             </w:r>
           </w:p>
         </w:tc>
@@ -653,7 +700,7 @@
                 <w:sz w:val="20"/>
                 <w:szCs w:val="20"/>
               </w:rPr>
-              <w:t xml:space="preserve">Created in ERPNext; sent to Sage; cancellations synced</w:t>
+              <w:t xml:space="preserve">Created in NestERP; sent to Sage; cancellations synced</w:t>
             </w:r>
           </w:p>
         </w:tc>
@@ -685,7 +732,7 @@
                 <w:sz w:val="20"/>
                 <w:szCs w:val="20"/>
               </w:rPr>
-              <w:t xml:space="preserve">ERPNext</w:t>
+              <w:t xml:space="preserve">NestERP</w:t>
             </w:r>
           </w:p>
         </w:tc>
@@ -751,7 +798,7 @@
                 <w:sz w:val="20"/>
                 <w:szCs w:val="20"/>
               </w:rPr>
-              <w:t xml:space="preserve">ERPNext</w:t>
+              <w:t xml:space="preserve">NestERP</w:t>
             </w:r>
           </w:p>
         </w:tc>
@@ -783,7 +830,7 @@
                 <w:sz w:val="20"/>
                 <w:szCs w:val="20"/>
               </w:rPr>
-              <w:t xml:space="preserve">ERPNext</w:t>
+              <w:t xml:space="preserve">NestERP</w:t>
             </w:r>
           </w:p>
         </w:tc>
@@ -1241,7 +1288,7 @@
                 <w:sz w:val="20"/>
                 <w:szCs w:val="20"/>
               </w:rPr>
-              <w:t xml:space="preserve">Sage (mirrored into ERPNext)</w:t>
+              <w:t xml:space="preserve">Sage (mirrored into NestERP)</w:t>
             </w:r>
           </w:p>
         </w:tc>
@@ -1339,7 +1386,7 @@
                 <w:sz w:val="20"/>
                 <w:szCs w:val="20"/>
               </w:rPr>
-              <w:t xml:space="preserve">Sage (mirrored into ERPNext)</w:t>
+              <w:t xml:space="preserve">Sage (mirrored into NestERP)</w:t>
             </w:r>
           </w:p>
         </w:tc>
@@ -1437,7 +1484,7 @@
                 <w:sz w:val="20"/>
                 <w:szCs w:val="20"/>
               </w:rPr>
-              <w:t xml:space="preserve">Sage — ERPNext aligned to it each month</w:t>
+              <w:t xml:space="preserve">Sage — NestERP aligned to it each month</w:t>
             </w:r>
           </w:p>
         </w:tc>
@@ -1535,7 +1582,7 @@
                 <w:sz w:val="20"/>
                 <w:szCs w:val="20"/>
               </w:rPr>
-              <w:t xml:space="preserve">ERPNext, using the aligned figures</w:t>
+              <w:t xml:space="preserve">NestERP, using the aligned figures</w:t>
             </w:r>
           </w:p>
         </w:tc>
@@ -1567,7 +1614,7 @@
                 <w:sz w:val="20"/>
                 <w:szCs w:val="20"/>
               </w:rPr>
-              <w:t xml:space="preserve">ERPNext</w:t>
+              <w:t xml:space="preserve">NestERP</w:t>
             </w:r>
           </w:p>
         </w:tc>
@@ -1618,7 +1665,7 @@
           <w:sz w:val="22"/>
           <w:szCs w:val="22"/>
         </w:rPr>
-        <w:t xml:space="preserve">ERPNext → Sage  (operational documents become financial records)</w:t>
+        <w:t xml:space="preserve">NestERP → Sage  (operational documents become financial records)</w:t>
       </w:r>
     </w:p>
     <w:p>
@@ -1637,7 +1684,7 @@
           <w:sz w:val="22"/>
           <w:szCs w:val="22"/>
         </w:rPr>
-        <w:t xml:space="preserve">Sales invoices and purchase invoices — posted to Sage automatically the moment you submit them in ERPNext.</w:t>
+        <w:t xml:space="preserve">Sales invoices and purchase invoices — posted to Sage automatically the moment you submit them in NestERP.</w:t>
       </w:r>
     </w:p>
     <w:p>
@@ -1656,7 +1703,7 @@
           <w:sz w:val="22"/>
           <w:szCs w:val="22"/>
         </w:rPr>
-        <w:t xml:space="preserve">Sales orders and purchase orders — sent to Sage when submitted; if cancelled in ERPNext, the cancellation is mirrored to Sage.</w:t>
+        <w:t xml:space="preserve">Sales orders and purchase orders — sent to Sage when submitted; if cancelled in NestERP, the cancellation is mirrored to Sage.</w:t>
       </w:r>
     </w:p>
     <w:p>
@@ -1691,7 +1738,7 @@
           <w:sz w:val="22"/>
           <w:szCs w:val="22"/>
         </w:rPr>
-        <w:t xml:space="preserve">Sage → ERPNext  (the financial framework feeds the operation)</w:t>
+        <w:t xml:space="preserve">Sage → NestERP  (the financial framework feeds the operation)</w:t>
       </w:r>
     </w:p>
     <w:p>
@@ -1710,7 +1757,7 @@
           <w:sz w:val="22"/>
           <w:szCs w:val="22"/>
         </w:rPr>
-        <w:t xml:space="preserve">The chart of accounts, customers, suppliers and their categories, items, prices and stock levels are mirrored into ERPNext so everyone works off the same master data.</w:t>
+        <w:t xml:space="preserve">The chart of accounts, customers, suppliers and their categories, items, prices and stock levels are mirrored into NestERP so everyone works off the same master data.</w:t>
       </w:r>
     </w:p>
     <w:p>
@@ -1729,7 +1776,7 @@
           <w:sz w:val="22"/>
           <w:szCs w:val="22"/>
         </w:rPr>
-        <w:t xml:space="preserve">Once a month, each customer’s and supplier’s closing balance is read from Sage and ERPNext’s debtor and creditor balances are adjusted to match.</w:t>
+        <w:t xml:space="preserve">Once a month, each customer’s and supplier’s closing balance is read from Sage and NestERP’s debtor and creditor balances are adjusted to match.</w:t>
       </w:r>
     </w:p>
     <w:p>
@@ -1762,7 +1809,7 @@
           <w:sz w:val="22"/>
           <w:szCs w:val="22"/>
         </w:rPr>
-        <w:t xml:space="preserve">When a Sales Order or Purchase Order is confirmed and submitted in ERPNext, the integration automatically sends it to Sage in the background. The accountant sees the order appear in Sage within seconds, carrying the same document number and line values as in ERPNext.</w:t>
+        <w:t xml:space="preserve">When a Sales Order or Purchase Order is confirmed and submitted in NestERP, the integration automatically sends it to Sage in the background. The accountant sees the order appear in Sage within seconds, carrying the same document number and line values as in NestERP.</w:t>
       </w:r>
     </w:p>
     <w:p>
@@ -1776,7 +1823,7 @@
           <w:sz w:val="22"/>
           <w:szCs w:val="22"/>
         </w:rPr>
-        <w:t xml:space="preserve">If the order is subsequently cancelled in ERPNext, Sage is updated at the same time — the document status in Sage is set to Cancelled automatically. No manual cancellation in Sage is required.</w:t>
+        <w:t xml:space="preserve">If the order is subsequently cancelled in NestERP, Sage is updated at the same time — the document status in Sage is set to Cancelled automatically. No manual cancellation in Sage is required.</w:t>
       </w:r>
     </w:p>
     <w:p>
@@ -1794,7 +1841,7 @@
           <w:sz w:val="20"/>
           <w:szCs w:val="20"/>
         </w:rPr>
-        <w:t xml:space="preserve">Important: Physical stock items must always originate in ERPNext. Service-only invoices captured directly in Sage are acceptable and are handled by the monthly reconciliation process described in Section 3.4.</w:t>
+        <w:t xml:space="preserve">Important: Physical stock items must always originate in NestERP. Service-only invoices captured directly in Sage are acceptable and are handled by the monthly reconciliation process described in Section 3.4.</w:t>
       </w:r>
     </w:p>
     <w:p>
@@ -1827,7 +1874,7 @@
           <w:sz w:val="22"/>
           <w:szCs w:val="22"/>
         </w:rPr>
-        <w:t xml:space="preserve">ERPNext is the single source of truth for stock. When stock moves — through a material issue, receipt, manufacturing process, kit build, or stock count reconciliation — ERPNext records the movement and calculates the accounting impact automatically using its General Ledger.</w:t>
+        <w:t xml:space="preserve">NestERP is the single source of truth for stock. When stock moves — through a material issue, receipt, manufacturing process, kit build, or stock count reconciliation — NestERP records the movement and calculates the accounting impact automatically using its General Ledger.</w:t>
       </w:r>
     </w:p>
     <w:p>
@@ -1841,7 +1888,7 @@
           <w:sz w:val="22"/>
           <w:szCs w:val="22"/>
         </w:rPr>
-        <w:t xml:space="preserve">The integration reads that General Ledger impact and posts a matching Journal Entry in Sage, keeping the stock-value accounts in both systems aligned. The journal in Sage references the original ERPNext document number so auditors can trace it back.</w:t>
+        <w:t xml:space="preserve">The integration reads that General Ledger impact and posts a matching Journal Entry in Sage, keeping the stock-value accounts in both systems aligned. The journal in Sage references the original NestERP document number so auditors can trace it back.</w:t>
       </w:r>
     </w:p>
     <w:p>
@@ -1888,7 +1935,7 @@
           <w:sz w:val="22"/>
           <w:szCs w:val="22"/>
         </w:rPr>
-        <w:t xml:space="preserve">A dedicated “Sage Payments Clearing” account is maintained in ERPNext for each company — it is created automatically the first time the reconciliation runs. This account is the bridge between the two systems:</w:t>
+        <w:t xml:space="preserve">A dedicated “Sage Payments Clearing” account is maintained in NestERP for each company — it is created automatically the first time the reconciliation runs. This account is the bridge between the two systems:</w:t>
       </w:r>
     </w:p>
     <w:p>
@@ -1907,7 +1954,7 @@
           <w:sz w:val="22"/>
           <w:szCs w:val="22"/>
         </w:rPr>
-        <w:t xml:space="preserve">When a customer pays in Sage, ERPNext never sees that individual payment — but the monthly reconciliation moves the equivalent amount through this clearing account.</w:t>
+        <w:t xml:space="preserve">When a customer pays in Sage, NestERP never sees that individual payment — but the monthly reconciliation moves the equivalent amount through this clearing account.</w:t>
       </w:r>
     </w:p>
     <w:p>
@@ -1945,7 +1992,7 @@
           <w:sz w:val="22"/>
           <w:szCs w:val="22"/>
         </w:rPr>
-        <w:t xml:space="preserve">Over time, as Sage and ERPNext are kept in alignment, the clearing account nets to zero.</w:t>
+        <w:t xml:space="preserve">Over time, as Sage and NestERP are kept in alignment, the clearing account nets to zero.</w:t>
       </w:r>
     </w:p>
     <w:p>
@@ -1992,7 +2039,7 @@
           <w:sz w:val="22"/>
           <w:szCs w:val="22"/>
         </w:rPr>
-        <w:t xml:space="preserve">Payments — customer receipts, supplier payments, credit note allocations, advance payments — are captured and managed entirely within Sage. ERPNext does not replicate individual payment transactions. Instead, a reconciliation process aligns the closing balances.</w:t>
+        <w:t xml:space="preserve">Payments — customer receipts, supplier payments, credit note allocations, advance payments — are captured and managed entirely within Sage. NestERP does not replicate individual payment transactions. Instead, a reconciliation process aligns the closing balances.</w:t>
       </w:r>
     </w:p>
     <w:p>
@@ -2046,7 +2093,7 @@
           <w:sz w:val="22"/>
           <w:szCs w:val="22"/>
         </w:rPr>
-        <w:t xml:space="preserve">It compares each Sage closing balance against the corresponding outstanding balance in ERPNext. The difference is called the delta.</w:t>
+        <w:t xml:space="preserve">It compares each Sage closing balance against the corresponding outstanding balance in NestERP. The difference is called the delta.</w:t>
       </w:r>
     </w:p>
     <w:p>
@@ -2065,7 +2112,7 @@
           <w:sz w:val="22"/>
           <w:szCs w:val="22"/>
         </w:rPr>
-        <w:t xml:space="preserve">Where a delta exists, a single Journal Entry is posted in ERPNext to bring that party’s balance into line with Sage. Where the balances already agree, no journal is created.</w:t>
+        <w:t xml:space="preserve">Where a delta exists, a single Journal Entry is posted in NestERP to bring that party’s balance into line with Sage. Where the balances already agree, no journal is created.</w:t>
       </w:r>
     </w:p>
     <w:p>
@@ -2121,7 +2168,7 @@
           <w:sz w:val="20"/>
           <w:szCs w:val="20"/>
         </w:rPr>
-        <w:t xml:space="preserve">The reconciliation is one-directional: Sage’s closing balance is treated as the authoritative figure. ERPNext is adjusted to match Sage, never the other way around.</w:t>
+        <w:t xml:space="preserve">The reconciliation is one-directional: Sage’s closing balance is treated as the authoritative figure. NestERP is adjusted to match Sage, never the other way around.</w:t>
       </w:r>
     </w:p>
     <w:p>
@@ -2151,7 +2198,7 @@
           <w:sz w:val="22"/>
           <w:szCs w:val="22"/>
         </w:rPr>
-        <w:t xml:space="preserve">For a customer who has paid in Sage (the common case), ERPNext’s Accounts Receivable is reduced: the journal debits Sage Payments Clearing and credits Accounts Receivable, posted against that customer. For a supplier who has been paid in Sage, ERPNext’s Accounts Payable is reduced: the journal debits Accounts Payable, posted against that supplier, and credits Sage Payments Clearing.</w:t>
+        <w:t xml:space="preserve">For a customer who has paid in Sage (the common case), NestERP’s Accounts Receivable is reduced: the journal debits Sage Payments Clearing and credits Accounts Receivable, posted against that customer. For a supplier who has been paid in Sage, NestERP’s Accounts Payable is reduced: the journal debits Accounts Payable, posted against that supplier, and credits Sage Payments Clearing.</w:t>
       </w:r>
     </w:p>
     <w:p>
@@ -2165,7 +2212,7 @@
           <w:sz w:val="22"/>
           <w:szCs w:val="22"/>
         </w:rPr>
-        <w:t xml:space="preserve">If an invoice was instead captured directly in Sage, ERPNext’s balance is too low rather than too high — in that case the same journal runs in the opposite direction, increasing the ERPNext balance to match Sage. The direction always follows whichever way Sage’s closing balance sits relative to ERPNext.</w:t>
+        <w:t xml:space="preserve">If an invoice was instead captured directly in Sage, NestERP’s balance is too low rather than too high — in that case the same journal runs in the opposite direction, increasing the NestERP balance to match Sage. The direction always follows whichever way Sage’s closing balance sits relative to NestERP.</w:t>
       </w:r>
     </w:p>
     <w:p>
@@ -2195,7 +2242,7 @@
           <w:sz w:val="22"/>
           <w:szCs w:val="22"/>
         </w:rPr>
-        <w:t xml:space="preserve">Every reconciliation outcome is recorded in a dedicated log in ERPNext — the Sage Reconciliation Log. Each row shows the company, the customer or supplier, the period, the Sage closing balance, the ERPNext outstanding balance, the delta, the Journal Entry that was posted, and a status of Created, Skipped, or Failed. This log is the accountant’s audit trail for the reconciliation, and it is also what makes the job safe to re-run: before posting a journal the job checks the log and will not create a second journal for a party and period that already has one.</w:t>
+        <w:t xml:space="preserve">Every reconciliation outcome is recorded in a dedicated log in NestERP — the Sage Reconciliation Log. Each row shows the company, the customer or supplier, the period, the Sage closing balance, the NestERP outstanding balance, the delta, the Journal Entry that was posted, and a status of Created, Skipped, or Failed. This log is the accountant’s audit trail for the reconciliation, and it is also what makes the job safe to re-run: before posting a journal the job checks the log and will not create a second journal for a party and period that already has one.</w:t>
       </w:r>
     </w:p>
     <w:p>
@@ -2209,7 +2256,7 @@
           <w:sz w:val="22"/>
           <w:szCs w:val="22"/>
         </w:rPr>
-        <w:t xml:space="preserve">After reconciliation, the debtor and creditor balances in ERPNext reflect the same position as Sage. Management reports — debtor age analysis, cash flow projections, profit and loss — produced from ERPNext are therefore based on accurate, Sage-aligned figures.</w:t>
+        <w:t xml:space="preserve">After reconciliation, the debtor and creditor balances in NestERP reflect the same position as Sage. Management reports — debtor age analysis, cash flow projections, profit and loss — produced from NestERP are therefore based on accurate, Sage-aligned figures.</w:t>
       </w:r>
     </w:p>
     <w:p>
@@ -2257,7 +2304,7 @@
           <w:sz w:val="22"/>
           <w:szCs w:val="22"/>
         </w:rPr>
-        <w:t xml:space="preserve">Capture and submit it in ERPNext. The integration posts it to Sage automatically within seconds, with the same document number and values. Sage calculates and reports the VAT and holds it as the financial record. The accounts are correct on both sides — there is nothing else to do.</w:t>
+        <w:t xml:space="preserve">Capture and submit it in NestERP. The integration posts it to Sage automatically within seconds, with the same document number and values. Sage calculates and reports the VAT and holds it as the financial record. The accounts are correct on both sides — there is nothing else to do.</w:t>
       </w:r>
     </w:p>
     <w:p>
@@ -2287,7 +2334,7 @@
           <w:sz w:val="22"/>
           <w:szCs w:val="22"/>
         </w:rPr>
-        <w:t xml:space="preserve">Exactly like a sales invoice: capture and submit it in ERPNext, and it posts to Sage automatically. Sage is the financial record and handles the VAT. No manual re-capture in Sage.</w:t>
+        <w:t xml:space="preserve">Exactly like a sales invoice: capture and submit it in NestERP, and it posts to Sage automatically. Sage is the financial record and handles the VAT. No manual re-capture in Sage.</w:t>
       </w:r>
     </w:p>
     <w:p>
@@ -2317,7 +2364,7 @@
           <w:sz w:val="22"/>
           <w:szCs w:val="22"/>
         </w:rPr>
-        <w:t xml:space="preserve">Capture it in Sage — payments, allocations and credit notes live in Sage only. ERPNext does not see the individual payment. At month-end the reconciliation reads that party’s closing balance from Sage and posts a single journal in ERPNext so its debtor or creditor balance matches. You never capture payments in ERPNext.</w:t>
+        <w:t xml:space="preserve">Capture it in Sage — payments, allocations and credit notes live in Sage only. NestERP does not see the individual payment. At month-end the reconciliation reads that party’s closing balance from Sage and posts a single journal in NestERP so its debtor or creditor balance matches. You never capture payments in NestERP.</w:t>
       </w:r>
     </w:p>
     <w:p>
@@ -2347,7 +2394,7 @@
           <w:sz w:val="22"/>
           <w:szCs w:val="22"/>
         </w:rPr>
-        <w:t xml:space="preserve">Financial journals belong in Sage — it is the ledger. ERPNext posts its own journals where it needs to (for stock movements, and for the monthly balance reconciliation), but you should not be capturing financial journals in ERPNext by hand. If in doubt, post it in Sage.</w:t>
+        <w:t xml:space="preserve">Financial journals belong in Sage — it is the ledger. NestERP posts its own journals where it needs to (for stock movements, and for the monthly balance reconciliation), but you should not be capturing financial journals in NestERP by hand. If in doubt, post it in Sage.</w:t>
       </w:r>
     </w:p>
     <w:p>
@@ -2363,7 +2410,7 @@
           <w:sz w:val="22"/>
           <w:szCs w:val="22"/>
         </w:rPr>
-        <w:t xml:space="preserve">When you capture an invoice directly in Sage instead of ERPNext</w:t>
+        <w:t xml:space="preserve">When you capture an invoice directly in Sage instead of NestERP</w:t>
       </w:r>
     </w:p>
     <w:p>
@@ -2377,7 +2424,7 @@
           <w:sz w:val="22"/>
           <w:szCs w:val="22"/>
         </w:rPr>
-        <w:t xml:space="preserve">This is fine for a service invoice with no stock — the monthly reconciliation picks up the balance change and aligns ERPNext automatically. It is NOT fine for anything involving physical stock: ERPNext would never see the stock movement and your stock figures would be wrong. Rule of thumb: if it touches stock, it must start in ERPNext.</w:t>
+        <w:t xml:space="preserve">This is fine for a service invoice with no stock — the monthly reconciliation picks up the balance change and aligns NestERP automatically. It is NOT fine for anything involving physical stock: NestERP would never see the stock movement and your stock figures would be wrong. Rule of thumb: if it touches stock, it must start in NestERP.</w:t>
       </w:r>
     </w:p>
     <w:p>
@@ -2393,7 +2440,7 @@
           <w:sz w:val="22"/>
           <w:szCs w:val="22"/>
         </w:rPr>
-        <w:t xml:space="preserve">When you do a stock adjustment or stock count in ERPNext</w:t>
+        <w:t xml:space="preserve">When you do a stock adjustment or stock count in NestERP</w:t>
       </w:r>
     </w:p>
     <w:p>
@@ -2407,7 +2454,7 @@
           <w:sz w:val="22"/>
           <w:szCs w:val="22"/>
         </w:rPr>
-        <w:t xml:space="preserve">ERPNext records the stock movement and works out the accounting effect itself, then posts a matching journal to Sage so the stock-value accounts agree on both sides. Nothing to do in Sage.</w:t>
+        <w:t xml:space="preserve">NestERP records the stock movement and works out the accounting effect itself, then posts a matching journal to Sage so the stock-value accounts agree on both sides. Nothing to do in Sage.</w:t>
       </w:r>
     </w:p>
     <w:p>
@@ -2437,7 +2484,7 @@
           <w:sz w:val="22"/>
           <w:szCs w:val="22"/>
         </w:rPr>
-        <w:t xml:space="preserve">Cancel it in ERPNext. The integration marks the matching document in Sage as cancelled at the same time — there is no need to cancel it in Sage as well.</w:t>
+        <w:t xml:space="preserve">Cancel it in NestERP. The integration marks the matching document in Sage as cancelled at the same time — there is no need to cancel it in Sage as well.</w:t>
       </w:r>
     </w:p>
     <w:p>
@@ -2467,7 +2514,7 @@
           <w:sz w:val="22"/>
           <w:szCs w:val="22"/>
         </w:rPr>
-        <w:t xml:space="preserve">Entirely in Sage. Sage holds the statutory books and the tax periods; ERPNext plays no part in statutory submissions.</w:t>
+        <w:t xml:space="preserve">Entirely in Sage. Sage holds the statutory books and the tax periods; NestERP plays no part in statutory submissions.</w:t>
       </w:r>
     </w:p>
     <w:p>
@@ -2497,7 +2544,7 @@
           <w:sz w:val="22"/>
           <w:szCs w:val="22"/>
         </w:rPr>
-        <w:t xml:space="preserve">Run it from ERPNext. Once the month’s reconciliation has run, ERPNext’s customer and supplier balances match Sage, so management reports — including consolidated multi-company views — are built on accurate figures.</w:t>
+        <w:t xml:space="preserve">Run it from NestERP. Once the month’s reconciliation has run, NestERP’s customer and supplier balances match Sage, so management reports — including consolidated multi-company views — are built on accurate figures.</w:t>
       </w:r>
     </w:p>
     <w:p>
@@ -2527,7 +2574,7 @@
           <w:sz w:val="22"/>
           <w:szCs w:val="22"/>
         </w:rPr>
-        <w:t xml:space="preserve">Check that the month’s reconciliation has run, and that the “Sage Payments Clearing” account nets to zero. A zero clearing balance means Sage and ERPNext agree. An unexplained balance there is the one thing worth investigating before you close the period.</w:t>
+        <w:t xml:space="preserve">Check that the month’s reconciliation has run, and that the “Sage Payments Clearing” account nets to zero. A zero clearing balance means Sage and NestERP agree. An unexplained balance there is the one thing worth investigating before you close the period.</w:t>
       </w:r>
     </w:p>
     <w:p>
@@ -2694,7 +2741,7 @@
                 <w:sz w:val="20"/>
                 <w:szCs w:val="20"/>
               </w:rPr>
-              <w:t xml:space="preserve">Every transaction sent to Sage is stamped with a Sage document ID in ERPNext. If ERPNext ever attempts to send the same document twice, the existing ID is detected and the second send is blocked.</w:t>
+              <w:t xml:space="preserve">Every transaction sent to Sage is stamped with a Sage document ID in NestERP. If NestERP ever attempts to send the same document twice, the existing ID is detected and the second send is blocked.</w:t>
             </w:r>
           </w:p>
         </w:tc>
@@ -3024,7 +3071,7 @@
                 <w:sz w:val="20"/>
                 <w:szCs w:val="20"/>
               </w:rPr>
-              <w:t xml:space="preserve">Each ERPNext company holds its own Sage credentials. There is no cross-posting between companies — a transaction for Company A cannot be sent to Company B’s Sage account.</w:t>
+              <w:t xml:space="preserve">Each NestERP company holds its own Sage credentials. There is no cross-posting between companies — a transaction for Company A cannot be sent to Company B’s Sage account.</w:t>
             </w:r>
           </w:p>
         </w:tc>
@@ -3271,7 +3318,7 @@
           <w:sz w:val="22"/>
           <w:szCs w:val="22"/>
         </w:rPr>
-        <w:t xml:space="preserve">Investigate any Failed rows in the Sage Reconciliation Log, and any ERPNext documents flagged with a sync error — resolve the cause and let the next run retry, or escalate.</w:t>
+        <w:t xml:space="preserve">Investigate any Failed rows in the Sage Reconciliation Log, and any NestERP documents flagged with a sync error — resolve the cause and let the next run retry, or escalate.</w:t>
       </w:r>
     </w:p>
     <w:p>
@@ -3306,7 +3353,7 @@
           <w:sz w:val="22"/>
           <w:szCs w:val="22"/>
         </w:rPr>
-        <w:t xml:space="preserve">All transactions involving physical stock must be initiated in ERPNext. Do not capture stock-item invoices directly in Sage.</w:t>
+        <w:t xml:space="preserve">All transactions involving physical stock must be initiated in NestERP. Do not capture stock-item invoices directly in Sage.</w:t>
       </w:r>
     </w:p>
     <w:p>
@@ -3344,7 +3391,7 @@
           <w:sz w:val="22"/>
           <w:szCs w:val="22"/>
         </w:rPr>
-        <w:t xml:space="preserve">Payments, allocations, and credit notes are captured in Sage only. Do not create payment entries in ERPNext.</w:t>
+        <w:t xml:space="preserve">Payments, allocations, and credit notes are captured in Sage only. Do not create payment entries in NestERP.</w:t>
       </w:r>
     </w:p>
     <w:p>
@@ -3379,7 +3426,7 @@
           <w:sz w:val="22"/>
           <w:szCs w:val="22"/>
         </w:rPr>
-        <w:t xml:space="preserve">A reconciliation journal can be cancelled in ERPNext like any Journal Entry if it is wrong.</w:t>
+        <w:t xml:space="preserve">A reconciliation journal can be cancelled in NestERP like any Journal Entry if it is wrong.</w:t>
       </w:r>
     </w:p>
     <w:p>
@@ -3433,7 +3480,7 @@
           <w:sz w:val="22"/>
           <w:szCs w:val="22"/>
         </w:rPr>
-        <w:t xml:space="preserve">Before closing a financial period in Sage, confirm the reconciliation for that period has completed successfully in ERPNext.</w:t>
+        <w:t xml:space="preserve">Before closing a financial period in Sage, confirm the reconciliation for that period has completed successfully in NestERP.</w:t>
       </w:r>
     </w:p>
     <w:p>
@@ -3484,7 +3531,7 @@
           <w:sz w:val="22"/>
           <w:szCs w:val="22"/>
         </w:rPr>
-        <w:t xml:space="preserve">The following financial activities are managed exclusively in Sage and are not replicated into ERPNext at a transaction level:</w:t>
+        <w:t xml:space="preserve">The following financial activities are managed exclusively in Sage and are not replicated into NestERP at a transaction level:</w:t>
       </w:r>
     </w:p>
     <w:p>
@@ -3612,7 +3659,7 @@
           <w:sz w:val="22"/>
           <w:szCs w:val="22"/>
         </w:rPr>
-        <w:t xml:space="preserve">ERPNext reflects the net result of these activities through the monthly balance reconciliation — it sees the outcome (aligned closing balances) rather than the individual transactions. Note that the reconciliation aligns customer and supplier balances only; bank, cash, and other general-ledger accounts are not reconciled by this process and remain Sage’s domain.</w:t>
+        <w:t xml:space="preserve">NestERP reflects the net result of these activities through the monthly balance reconciliation — it sees the outcome (aligned closing balances) rather than the individual transactions. Note that the reconciliation aligns customer and supplier balances only; bank, cash, and other general-ledger accounts are not reconciled by this process and remain Sage’s domain.</w:t>
       </w:r>
     </w:p>
     <w:p>
@@ -3690,7 +3737,7 @@
           <w:sz w:val="22"/>
           <w:szCs w:val="22"/>
         </w:rPr>
-        <w:t xml:space="preserve">Usually reconciliation reduces a customer’s balance, because the customer has paid in Sage and ERPNext did not know. But if an invoice was captured directly in Sage, ERPNext’s balance was too low — so the journal increases it instead. The direction always follows Sage: ERPNext is moved to wherever Sage’s closing balance sits.</w:t>
+        <w:t xml:space="preserve">Usually reconciliation reduces a customer’s balance, because the customer has paid in Sage and NestERP did not know. But if an invoice was captured directly in Sage, NestERP’s balance was too low — so the journal increases it instead. The direction always follows Sage: NestERP is moved to wherever Sage’s closing balance sits.</w:t>
       </w:r>
     </w:p>
     <w:p>
@@ -3736,7 +3783,7 @@
           <w:sz w:val="22"/>
           <w:szCs w:val="22"/>
         </w:rPr>
-        <w:t xml:space="preserve">What if a customer or supplier in Sage has no match in ERPNext?</w:t>
+        <w:t xml:space="preserve">What if a customer or supplier in Sage has no match in NestERP?</w:t>
       </w:r>
     </w:p>
     <w:p>
@@ -3750,7 +3797,7 @@
           <w:sz w:val="22"/>
           <w:szCs w:val="22"/>
         </w:rPr>
-        <w:t xml:space="preserve">That party is skipped for the run and noted in the logs — no journal is posted. Once the matching customer or supplier exists in ERPNext (it will usually sync across from Sage automatically), the next reconciliation run picks it up.</w:t>
+        <w:t xml:space="preserve">That party is skipped for the run and noted in the logs — no journal is posted. Once the matching customer or supplier exists in NestERP (it will usually sync across from Sage automatically), the next reconciliation run picks it up.</w:t>
       </w:r>
     </w:p>
     <w:p>
@@ -3780,7 +3827,7 @@
           <w:sz w:val="22"/>
           <w:szCs w:val="22"/>
         </w:rPr>
-        <w:t xml:space="preserve">Yes — cancel the Journal Entry in ERPNext as you would any journal. Important: also delete or amend the matching row in the Sage Reconciliation Log. If the “Created” log row is left in place, the daily job treats that party and period as already done and will not post a replacement.</w:t>
+        <w:t xml:space="preserve">Yes — cancel the Journal Entry in NestERP as you would any journal. Important: also delete or amend the matching row in the Sage Reconciliation Log. If the “Created” log row is left in place, the daily job treats that party and period as already done and will not post a replacement.</w:t>
       </w:r>
     </w:p>
     <w:p>
@@ -3856,7 +3903,7 @@
           <w:sz w:val="22"/>
           <w:szCs w:val="22"/>
         </w:rPr>
-        <w:t xml:space="preserve">When can I trust ERPNext’s debtor and creditor reports?</w:t>
+        <w:t xml:space="preserve">When can I trust NestERP’s debtor and creditor reports?</w:t>
       </w:r>
     </w:p>
     <w:p>
@@ -3870,7 +3917,7 @@
           <w:sz w:val="22"/>
           <w:szCs w:val="22"/>
         </w:rPr>
-        <w:t xml:space="preserve">Once the period’s reconciliation has run for that company. At period-end, confirming the run completed and that the Sage Payments Clearing account nets to zero is the quickest way to know ERPNext’s ageing and management reports are sitting on Sage-aligned figures.</w:t>
+        <w:t xml:space="preserve">Once the period’s reconciliation has run for that company. At period-end, confirming the run completed and that the Sage Payments Clearing account nets to zero is the quickest way to know NestERP’s ageing and management reports are sitting on Sage-aligned figures.</w:t>
       </w:r>
     </w:p>
     <w:p>
@@ -3886,7 +3933,7 @@
           <w:sz w:val="22"/>
           <w:szCs w:val="22"/>
         </w:rPr>
-        <w:t xml:space="preserve">Is ERPNext now a SARS-compliant set of books?</w:t>
+        <w:t xml:space="preserve">Is NestERP now a SARS-compliant set of books?</w:t>
       </w:r>
     </w:p>
     <w:p>
@@ -3900,7 +3947,7 @@
           <w:sz w:val="22"/>
           <w:szCs w:val="22"/>
         </w:rPr>
-        <w:t xml:space="preserve">No. ERPNext’s reconciled balances are accurate enough for internal management and operational reporting and for consolidated multi-company views. Statutory reporting, VAT returns, and SARS submissions stay in Sage, which remains the financial record of truth.</w:t>
+        <w:t xml:space="preserve">No. NestERP’s reconciled balances are accurate enough for internal management and operational reporting and for consolidated multi-company views. Statutory reporting, VAT returns, and SARS submissions stay in Sage, which remains the financial record of truth.</w:t>
       </w:r>
     </w:p>
     <w:p>
@@ -3951,7 +3998,7 @@
           <w:sz w:val="22"/>
           <w:szCs w:val="22"/>
         </w:rPr>
-        <w:t xml:space="preserve">Create each transaction once, in the system that owns it — operational documents in ERPNext, payments and tax in Sage.</w:t>
+        <w:t xml:space="preserve">Create each transaction once, in the system that owns it — operational documents in NestERP, payments and tax in Sage.</w:t>
       </w:r>
     </w:p>
     <w:p>
@@ -3970,7 +4017,7 @@
           <w:sz w:val="22"/>
           <w:szCs w:val="22"/>
         </w:rPr>
-        <w:t xml:space="preserve">Anything involving physical stock must start in ERPNext. Pure-service invoices may be captured directly in Sage.</w:t>
+        <w:t xml:space="preserve">Anything involving physical stock must start in NestERP. Pure-service invoices may be captured directly in Sage.</w:t>
       </w:r>
     </w:p>
     <w:p>
@@ -3989,7 +4036,7 @@
           <w:sz w:val="22"/>
           <w:szCs w:val="22"/>
         </w:rPr>
-        <w:t xml:space="preserve">Sage is the financial record of truth. ERPNext’s figures are aligned to Sage, never the other way around.</w:t>
+        <w:t xml:space="preserve">Sage is the financial record of truth. NestERP’s figures are aligned to Sage, never the other way around.</w:t>
       </w:r>
     </w:p>
     <w:p>
@@ -4008,7 +4055,7 @@
           <w:sz w:val="22"/>
           <w:szCs w:val="22"/>
         </w:rPr>
-        <w:t xml:space="preserve">Payments are never re-captured in ERPNext — the monthly reconciliation handles them.</w:t>
+        <w:t xml:space="preserve">Payments are never re-captured in NestERP — the monthly reconciliation handles them.</w:t>
       </w:r>
     </w:p>
     <w:p>
@@ -4162,7 +4209,7 @@
                 <w:sz w:val="20"/>
                 <w:szCs w:val="20"/>
               </w:rPr>
-              <w:t xml:space="preserve">Pharoh</w:t>
+              <w:t xml:space="preserve">NestERP API</w:t>
             </w:r>
           </w:p>
         </w:tc>
@@ -4194,7 +4241,7 @@
                 <w:sz w:val="20"/>
                 <w:szCs w:val="20"/>
               </w:rPr>
-              <w:t xml:space="preserve">The middleware integration layer that sits between ERPNext and Sage and translates data between the two systems.</w:t>
+              <w:t xml:space="preserve">The middleware integration layer that sits between NestERP and Sage and translates data between the two systems.</w:t>
             </w:r>
           </w:p>
         </w:tc>
@@ -4260,7 +4307,7 @@
                 <w:sz w:val="20"/>
                 <w:szCs w:val="20"/>
               </w:rPr>
-              <w:t xml:space="preserve">A double-entry accounting record created in ERPNext to reflect a financial event — for example a stock movement or a balance alignment.</w:t>
+              <w:t xml:space="preserve">A double-entry accounting record created in NestERP to reflect a financial event — for example a stock movement or a balance alignment.</w:t>
             </w:r>
           </w:p>
         </w:tc>
@@ -4326,7 +4373,7 @@
                 <w:sz w:val="20"/>
                 <w:szCs w:val="20"/>
               </w:rPr>
-              <w:t xml:space="preserve">A transit account in ERPNext that holds one side of every reconciliation entry. It nets to zero once the two systems are in alignment. Auto-created per company.</w:t>
+              <w:t xml:space="preserve">A transit account in NestERP that holds one side of every reconciliation entry. It nets to zero once the two systems are in alignment. Auto-created per company.</w:t>
             </w:r>
           </w:p>
         </w:tc>
@@ -4392,7 +4439,7 @@
                 <w:sz w:val="20"/>
                 <w:szCs w:val="20"/>
               </w:rPr>
-              <w:t xml:space="preserve">The difference between the Sage closing balance and the ERPNext outstanding balance for a customer or supplier. A delta of zero means the systems agree and no journal is posted.</w:t>
+              <w:t xml:space="preserve">The difference between the Sage closing balance and the NestERP outstanding balance for a customer or supplier. A delta of zero means the systems agree and no journal is posted.</w:t>
             </w:r>
           </w:p>
         </w:tc>
@@ -4458,7 +4505,7 @@
                 <w:sz w:val="20"/>
                 <w:szCs w:val="20"/>
               </w:rPr>
-              <w:t xml:space="preserve">A Journal Entry posted automatically to bring ERPNext’s debtor or creditor balance into line with Sage’s closing balance — one per customer or supplier per month.</w:t>
+              <w:t xml:space="preserve">A Journal Entry posted automatically to bring NestERP’s debtor or creditor balance into line with Sage’s closing balance — one per customer or supplier per month.</w:t>
             </w:r>
           </w:p>
         </w:tc>
@@ -4524,7 +4571,7 @@
                 <w:sz w:val="20"/>
                 <w:szCs w:val="20"/>
               </w:rPr>
-              <w:t xml:space="preserve">The record in ERPNext of every reconciliation outcome: one row per company, party, and period, showing the balances, the delta, the journal posted, and a status of Created, Skipped, or Failed. The accountant’s audit trail and the job’s safeguard against duplicates.</w:t>
+              <w:t xml:space="preserve">The record in NestERP of every reconciliation outcome: one row per company, party, and period, showing the balances, the delta, the journal posted, and a status of Created, Skipped, or Failed. The accountant’s audit trail and the job’s safeguard against duplicates.</w:t>
             </w:r>
           </w:p>
         </w:tc>
@@ -4656,7 +4703,7 @@
                 <w:sz w:val="20"/>
                 <w:szCs w:val="20"/>
               </w:rPr>
-              <w:t xml:space="preserve">The human-readable reference Sage assigns when a document (Sales Order, Purchase Order, etc.) is accepted. ERPNext stores it for traceability and for cancellation requests.</w:t>
+              <w:t xml:space="preserve">The human-readable reference Sage assigns when a document (Sales Order, Purchase Order, etc.) is accepted. NestERP stores it for traceability and for cancellation requests.</w:t>
             </w:r>
           </w:p>
         </w:tc>
@@ -4722,7 +4769,7 @@
                 <w:sz w:val="20"/>
                 <w:szCs w:val="20"/>
               </w:rPr>
-              <w:t xml:space="preserve">Sage’s grouping of customers and suppliers. These are mirrored into ERPNext as Customer Groups and Supplier Groups, and each party is filed under its category.</w:t>
+              <w:t xml:space="preserve">Sage’s grouping of customers and suppliers. These are mirrored into NestERP as Customer Groups and Supplier Groups, and each party is filed under its category.</w:t>
             </w:r>
           </w:p>
         </w:tc>
@@ -4985,7 +5032,7 @@
         <w:sz w:val="16"/>
         <w:szCs w:val="16"/>
       </w:rPr>
-      <w:t xml:space="preserve">Sage ↔ ERPNext  —  Accounting Synchronisation Guide</w:t>
+      <w:t xml:space="preserve">Sage ↔ NestERP  —  Accounting Synchronisation Guide</w:t>
     </w:r>
     <w:r>
       <w:rPr>
